--- a/Homework B/Homework_B_ans.docx
+++ b/Homework B/Homework_B_ans.docx
@@ -930,15 +930,7 @@
     </w:p>
     <w:p>
       <w:r>
-        <w:t xml:space="preserve">No extra normalization is needed. The </w:t>
-      </w:r>
-      <w:proofErr w:type="gramStart"/>
-      <w:r>
-        <w:t>mixture weights</w:t>
-      </w:r>
-      <w:proofErr w:type="gramEnd"/>
-      <w:r>
-        <w:t xml:space="preserve"> already sum to one.</w:t>
+        <w:t>No extra normalization is needed. The mixture weights already sum to one.</w:t>
       </w:r>
     </w:p>
     <w:p>
@@ -1443,15 +1435,7 @@
         <w:t>The resulting distribution is not a single Gaussian. It is a mixed distribution. More precisely, it is a Gaussian mixture with one degenerate component.</w:t>
       </w:r>
     </w:p>
-    <w:p>
-      <w:pPr>
-        <w:spacing w:after="0"/>
-        <w:jc w:val="left"/>
-      </w:pPr>
-      <w:r>
-        <w:br w:type="page"/>
-      </w:r>
-    </w:p>
+    <w:p/>
     <w:p>
       <w:pPr>
         <w:pStyle w:val="1"/>
@@ -1817,15 +1801,7 @@
         <w:t>on</w:t>
       </w:r>
       <w:r>
-        <w:t xml:space="preserve"> the plane, but they are not orthogonal. </w:t>
-      </w:r>
-      <w:proofErr w:type="gramStart"/>
-      <w:r>
-        <w:t>So</w:t>
-      </w:r>
-      <w:proofErr w:type="gramEnd"/>
-      <w:r>
-        <w:t xml:space="preserve"> we first convert them into an orthonormal basis using Gram-Schmidt.</w:t>
+        <w:t xml:space="preserve"> the plane, but they are not orthogonal. So we first convert them into an orthonormal basis using Gram-Schmidt.</w:t>
       </w:r>
     </w:p>
     <w:p>
@@ -2616,13 +2592,8 @@
       </m:oMathPara>
     </w:p>
     <w:p>
-      <w:proofErr w:type="gramStart"/>
       <w:r>
-        <w:t>So</w:t>
-      </w:r>
-      <w:proofErr w:type="gramEnd"/>
-      <w:r>
-        <w:t xml:space="preserve"> the magnitude of the real 3D velocity is equal to the magnitude of its 2D coordinate vector </w:t>
+        <w:t xml:space="preserve">So the magnitude of the real 3D velocity is equal to the magnitude of its 2D coordinate vector </w:t>
       </w:r>
       <m:oMath>
         <m:r>
@@ -3522,15 +3493,7 @@
         </m:sSup>
       </m:oMath>
       <w:r>
-        <w:t xml:space="preserve"> rotates </w:t>
-      </w:r>
-      <w:proofErr w:type="gramStart"/>
-      <w:r>
-        <w:t>the input</w:t>
-      </w:r>
-      <w:proofErr w:type="gramEnd"/>
-      <w:r>
-        <w:t xml:space="preserve"> ball. A ball remains a ball after rotation.</w:t>
+        <w:t xml:space="preserve"> rotates the input ball. A ball remains a ball after rotation.</w:t>
       </w:r>
     </w:p>
     <w:p>
@@ -4710,21 +4673,12 @@
         <w:t>This uses only linear algebra operations, such as Gram-Schmidt, SVD, and eigenvalue decomposition. It does not require numerical optimization.</w:t>
       </w:r>
     </w:p>
+    <w:p/>
     <w:p>
       <w:pPr>
-        <w:spacing w:after="0"/>
-        <w:jc w:val="left"/>
+        <w:pStyle w:val="1"/>
       </w:pPr>
       <w:r>
-        <w:br w:type="page"/>
-      </w:r>
-    </w:p>
-    <w:p>
-      <w:pPr>
-        <w:pStyle w:val="1"/>
-      </w:pPr>
-      <w:r>
-        <w:lastRenderedPageBreak/>
         <w:t>Q3</w:t>
       </w:r>
     </w:p>
@@ -4745,6 +4699,7 @@
             <w:rPr>
               <w:rFonts w:ascii="Cambria Math" w:hAnsi="Cambria Math"/>
             </w:rPr>
+            <w:lastRenderedPageBreak/>
             <m:t>μ=</m:t>
           </m:r>
           <m:sSup>
@@ -6287,15 +6242,7 @@
     </w:p>
     <w:p>
       <w:r>
-        <w:t xml:space="preserve">be the </w:t>
-      </w:r>
-      <w:proofErr w:type="gramStart"/>
-      <w:r>
-        <w:t>rigid-body</w:t>
-      </w:r>
-      <w:proofErr w:type="gramEnd"/>
-      <w:r>
-        <w:t xml:space="preserve"> transform from frame </w:t>
+        <w:t xml:space="preserve">be the rigid-body transform from frame </w:t>
       </w:r>
       <m:oMath>
         <m:r>
@@ -6884,7 +6831,6 @@
     </w:p>
     <w:p>
       <w:r>
-        <w:lastRenderedPageBreak/>
         <w:t xml:space="preserve">The center of mass in frame </w:t>
       </w:r>
       <m:oMath>
@@ -7121,6 +7067,7 @@
     </w:p>
     <w:p>
       <w:r>
+        <w:lastRenderedPageBreak/>
         <w:t xml:space="preserve">For the inertia matrix, we should not simply rotate </w:t>
       </w:r>
       <m:oMath>
@@ -8300,15 +8247,7 @@
     </w:p>
     <w:p>
       <w:r>
-        <w:t xml:space="preserve">In words: mass stays the same, the center of mass is transformed </w:t>
-      </w:r>
-      <w:proofErr w:type="gramStart"/>
-      <w:r>
-        <w:t>like</w:t>
-      </w:r>
-      <w:proofErr w:type="gramEnd"/>
-      <w:r>
-        <w:t xml:space="preserve"> a point, and the inertia matrix must be shifted to the center of mass, rotated, and shifted back to the new frame origin.</w:t>
+        <w:t>In words: mass stays the same, the center of mass is transformed like a point, and the inertia matrix must be shifted to the center of mass, rotated, and shifted back to the new frame origin.</w:t>
       </w:r>
     </w:p>
     <w:p>
@@ -8339,15 +8278,7 @@
         </m:r>
       </m:oMath>
       <w:r>
-        <w:t xml:space="preserve"> is physically realizable if </w:t>
-      </w:r>
-      <w:proofErr w:type="gramStart"/>
-      <w:r>
-        <w:t>it can</w:t>
-      </w:r>
-      <w:proofErr w:type="gramEnd"/>
-      <w:r>
-        <w:t xml:space="preserve"> correspond to a real rigid body made of positive mass. Based on the lecture material, a real rigid body has positive mass and a valid inertia matrix about its center of mass.</w:t>
+        <w:t xml:space="preserve"> is physically realizable if it can correspond to a real rigid body made of positive mass. Based on the lecture material, a real rigid body has positive mass and a valid inertia matrix about its center of mass.</w:t>
       </w:r>
     </w:p>
     <w:p>
@@ -9315,7 +9246,6 @@
         <w:spacing w:before="240" w:after="160"/>
       </w:pPr>
       <w:r>
-        <w:lastRenderedPageBreak/>
         <w:t>The mass is positive:</w:t>
       </w:r>
       <w:r>
@@ -9425,6 +9355,7 @@
         <w:spacing w:before="240" w:after="160"/>
       </w:pPr>
       <w:r>
+        <w:lastRenderedPageBreak/>
         <w:t>The center-of-mass inertia matrix is positive definite:</w:t>
       </w:r>
       <w:r>
@@ -9608,13 +9539,8 @@
         </m:sSub>
       </m:oMath>
       <w:r>
-        <w:t xml:space="preserve">, also called the principal moments of inertia. They should </w:t>
+        <w:t>, also called the principal moments of inertia. They should satisfy</w:t>
       </w:r>
-      <w:proofErr w:type="gramStart"/>
-      <w:r>
-        <w:t>satisfy</w:t>
-      </w:r>
-      <w:proofErr w:type="gramEnd"/>
     </w:p>
     <w:p>
       <w:pPr>
@@ -9927,15 +9853,7 @@
     </w:p>
     <w:p>
       <w:r>
-        <w:t xml:space="preserve">These conditions express the fact that the inertia must come from a real distribution of positive mass. A matrix can be symmetric positive definite but still </w:t>
-      </w:r>
-      <w:proofErr w:type="gramStart"/>
-      <w:r>
-        <w:t>fail</w:t>
-      </w:r>
-      <w:proofErr w:type="gramEnd"/>
-      <w:r>
-        <w:t xml:space="preserve"> to represent a real rigid-body inertia if the principal moments violate these inequalities.</w:t>
+        <w:t>These conditions express the fact that the inertia must come from a real distribution of positive mass. A matrix can be symmetric positive definite but still fail to represent a real rigid-body inertia if the principal moments violate these inequalities.</w:t>
       </w:r>
     </w:p>
     <w:p>
@@ -11198,6 +11116,9 @@
             <m:t>,</m:t>
           </m:r>
           <m:r>
+            <m:rPr>
+              <m:sty m:val="p"/>
+            </m:rPr>
             <w:br/>
           </m:r>
         </m:oMath>
@@ -11400,25 +11321,15 @@
     </w:p>
     <w:p>
       <w:r>
-        <w:lastRenderedPageBreak/>
         <w:t>In words: transform both bodies' inertial parameters to the same coordinate frame, then add the two parameter vectors.</w:t>
       </w:r>
     </w:p>
+    <w:p/>
     <w:p>
       <w:pPr>
-        <w:spacing w:after="0"/>
-        <w:jc w:val="left"/>
+        <w:pStyle w:val="1"/>
       </w:pPr>
       <w:r>
-        <w:br w:type="page"/>
-      </w:r>
-    </w:p>
-    <w:p>
-      <w:pPr>
-        <w:pStyle w:val="1"/>
-      </w:pPr>
-      <w:r>
-        <w:lastRenderedPageBreak/>
         <w:t>Q4</w:t>
       </w:r>
     </w:p>
@@ -13713,13 +13624,7 @@
         </m:sSub>
       </m:oMath>
       <w:r>
-        <w:t xml:space="preserve"> lie </w:t>
-      </w:r>
-      <w:r>
-        <w:t>on</w:t>
-      </w:r>
-      <w:r>
-        <w:t xml:space="preserve"> the plane.</w:t>
+        <w:t xml:space="preserve"> lie on the plane.</w:t>
       </w:r>
     </w:p>
     <w:p>
@@ -15659,13 +15564,8 @@
       </m:oMathPara>
     </w:p>
     <w:p>
-      <w:proofErr w:type="gramStart"/>
       <w:r>
-        <w:t>So</w:t>
-      </w:r>
-      <w:proofErr w:type="gramEnd"/>
-      <w:r>
-        <w:t xml:space="preserve"> the environment naturally prevents the wedge from moving into the plane and from rotating around </w:t>
+        <w:t xml:space="preserve">So the environment naturally prevents the wedge from moving into the plane and from rotating around </w:t>
       </w:r>
       <m:oMath>
         <m:sSub>
@@ -15700,15 +15600,7 @@
     </w:p>
     <w:p>
       <w:r>
-        <w:t xml:space="preserve">Because the contact is frictionless, the contact force can only be normal to the plane. </w:t>
-      </w:r>
-      <w:proofErr w:type="gramStart"/>
-      <w:r>
-        <w:t>Thus</w:t>
-      </w:r>
-      <w:proofErr w:type="gramEnd"/>
-      <w:r>
-        <w:t xml:space="preserve"> the environment cannot generate tangential forces:</w:t>
+        <w:t>Because the contact is frictionless, the contact force can only be normal to the plane. Thus the environment cannot generate tangential forces:</w:t>
       </w:r>
     </w:p>
     <w:p>
@@ -17763,15 +17655,7 @@
         </m:sSub>
       </m:oMath>
       <w:r>
-        <w:t xml:space="preserve"> can be positive, negative, or zero. It depends on how the normal contact force is distributed along the contact line relative to the task-frame origin. If no </w:t>
-      </w:r>
-      <w:proofErr w:type="gramStart"/>
-      <w:r>
-        <w:t>particular pitching</w:t>
-      </w:r>
-      <w:proofErr w:type="gramEnd"/>
-      <w:r>
-        <w:t xml:space="preserve"> moment is desired, a common choice is</w:t>
+        <w:t xml:space="preserve"> can be positive, negative, or zero. It depends on how the normal contact force is distributed along the contact line relative to the task-frame origin. If no particular pitching moment is desired, a common choice is</w:t>
       </w:r>
     </w:p>
     <w:p>
@@ -17831,13 +17715,7 @@
     </w:p>
     <w:p>
       <w:r>
-        <w:t xml:space="preserve">For all three cases, </w:t>
-      </w:r>
-      <w:r>
-        <w:t>contact</w:t>
-      </w:r>
-      <w:r>
-        <w:t xml:space="preserve"> is ideal. Therefore, the twist and wrench satisfy</w:t>
+        <w:t>For all three cases, contact is ideal. Therefore, the twist and wrench satisfy</w:t>
       </w:r>
     </w:p>
     <w:p>
@@ -18609,19 +18487,11 @@
           <w:lang w:eastAsia="zh-CN"/>
         </w:rPr>
       </w:pPr>
-      <w:proofErr w:type="gramStart"/>
       <w:r>
         <w:rPr>
           <w:lang w:eastAsia="zh-CN"/>
         </w:rPr>
-        <w:t>So</w:t>
-      </w:r>
-      <w:proofErr w:type="gramEnd"/>
-      <w:r>
-        <w:rPr>
-          <w:lang w:eastAsia="zh-CN"/>
-        </w:rPr>
-        <w:t xml:space="preserve"> if</w:t>
+        <w:t>So if</w:t>
       </w:r>
     </w:p>
     <w:p>
@@ -27008,6 +26878,7 @@
   <w:style w:type="character" w:default="1" w:styleId="a2">
     <w:name w:val="Default Paragraph Font"/>
     <w:uiPriority w:val="1"/>
+    <w:semiHidden/>
     <w:unhideWhenUsed/>
   </w:style>
   <w:style w:type="table" w:default="1" w:styleId="a3">
@@ -28617,6 +28488,7 @@
     <w:rsid w:val="0063335F"/>
     <w:rsid w:val="00642DDC"/>
     <w:rsid w:val="00661A14"/>
+    <w:rsid w:val="006863D4"/>
     <w:rsid w:val="006A5606"/>
     <w:rsid w:val="006B07F8"/>
     <w:rsid w:val="006D53F0"/>
@@ -28694,6 +28566,7 @@
     <w:rsid w:val="00B463C7"/>
     <w:rsid w:val="00B526E0"/>
     <w:rsid w:val="00B60722"/>
+    <w:rsid w:val="00B750AF"/>
     <w:rsid w:val="00B810AD"/>
     <w:rsid w:val="00B8766B"/>
     <w:rsid w:val="00BA2328"/>
@@ -29503,15 +29376,6 @@
 </file>
 
 <file path=customXml/item1.xml><?xml version="1.0" encoding="utf-8"?>
-<?mso-contentType ?>
-<FormTemplates xmlns="http://schemas.microsoft.com/sharepoint/v3/contenttype/forms">
-  <Display>DocumentLibraryForm</Display>
-  <Edit>DocumentLibraryForm</Edit>
-  <New>DocumentLibraryForm</New>
-</FormTemplates>
-</file>
-
-<file path=customXml/item2.xml><?xml version="1.0" encoding="utf-8"?>
 <ct:contentTypeSchema xmlns:ct="http://schemas.microsoft.com/office/2006/metadata/contentType" xmlns:ma="http://schemas.microsoft.com/office/2006/metadata/properties/metaAttributes" ct:_="" ma:_="" ma:contentTypeName="Document" ma:contentTypeID="0x01010039D2144BFC0BB14088ECE1290730495C" ma:contentTypeVersion="9" ma:contentTypeDescription="Create a new document." ma:contentTypeScope="" ma:versionID="c1ab4faf9b79d148a14339970c12a65a">
   <xsd:schema xmlns:xsd="http://www.w3.org/2001/XMLSchema" xmlns:xs="http://www.w3.org/2001/XMLSchema" xmlns:p="http://schemas.microsoft.com/office/2006/metadata/properties" xmlns:ns3="09643b4c-5168-4655-a1dd-256ac936653d" xmlns:ns4="6d050a8d-6d8a-4b8b-9ffa-9130e4cc5445" targetNamespace="http://schemas.microsoft.com/office/2006/metadata/properties" ma:root="true" ma:fieldsID="ddb43b9756d5fdf3871a95a4c45bf960" ns3:_="" ns4:_="">
     <xsd:import namespace="09643b4c-5168-4655-a1dd-256ac936653d"/>
@@ -29706,11 +29570,16 @@
 </ct:contentTypeSchema>
 </file>
 
-<file path=customXml/item3.xml><?xml version="1.0" encoding="utf-8"?>
-<b:Sources xmlns:b="http://schemas.openxmlformats.org/officeDocument/2006/bibliography" xmlns="http://schemas.openxmlformats.org/officeDocument/2006/bibliography" SelectedStyle="/IEEE2006OfficeOnline.xsl" StyleName="IEEE" Version="2006"/>
+<file path=customXml/item2.xml><?xml version="1.0" encoding="utf-8"?>
+<?mso-contentType ?>
+<FormTemplates xmlns="http://schemas.microsoft.com/sharepoint/v3/contenttype/forms">
+  <Display>DocumentLibraryForm</Display>
+  <Edit>DocumentLibraryForm</Edit>
+  <New>DocumentLibraryForm</New>
+</FormTemplates>
 </file>
 
-<file path=customXml/item4.xml><?xml version="1.0" encoding="utf-8"?>
+<file path=customXml/item3.xml><?xml version="1.0" encoding="utf-8"?>
 <p:properties xmlns:p="http://schemas.microsoft.com/office/2006/metadata/properties" xmlns:xsi="http://www.w3.org/2001/XMLSchema-instance" xmlns:pc="http://schemas.microsoft.com/office/infopath/2007/PartnerControls">
   <documentManagement>
     <_activity xmlns="09643b4c-5168-4655-a1dd-256ac936653d" xsi:nil="true"/>
@@ -29718,15 +29587,11 @@
 </p:properties>
 </file>
 
-<file path=customXml/itemProps1.xml><?xml version="1.0" encoding="utf-8"?>
-<ds:datastoreItem xmlns:ds="http://schemas.openxmlformats.org/officeDocument/2006/customXml" ds:itemID="{592D2C12-7889-4139-A5F2-65B8787AEF0C}">
-  <ds:schemaRefs>
-    <ds:schemaRef ds:uri="http://schemas.microsoft.com/sharepoint/v3/contenttype/forms"/>
-  </ds:schemaRefs>
-</ds:datastoreItem>
+<file path=customXml/item4.xml><?xml version="1.0" encoding="utf-8"?>
+<b:Sources xmlns:b="http://schemas.openxmlformats.org/officeDocument/2006/bibliography" xmlns="http://schemas.openxmlformats.org/officeDocument/2006/bibliography" SelectedStyle="/IEEE2006OfficeOnline.xsl" StyleName="IEEE" Version="2006"/>
 </file>
 
-<file path=customXml/itemProps2.xml><?xml version="1.0" encoding="utf-8"?>
+<file path=customXml/itemProps1.xml><?xml version="1.0" encoding="utf-8"?>
 <ds:datastoreItem xmlns:ds="http://schemas.openxmlformats.org/officeDocument/2006/customXml" ds:itemID="{82376AD5-BFF6-4A02-A495-29BBB725DD2C}">
   <ds:schemaRefs>
     <ds:schemaRef ds:uri="http://schemas.microsoft.com/office/2006/metadata/contentType"/>
@@ -29745,15 +29610,15 @@
 </ds:datastoreItem>
 </file>
 
-<file path=customXml/itemProps3.xml><?xml version="1.0" encoding="utf-8"?>
-<ds:datastoreItem xmlns:ds="http://schemas.openxmlformats.org/officeDocument/2006/customXml" ds:itemID="{7AAD9C44-44F0-4580-B32D-CE3192489E49}">
+<file path=customXml/itemProps2.xml><?xml version="1.0" encoding="utf-8"?>
+<ds:datastoreItem xmlns:ds="http://schemas.openxmlformats.org/officeDocument/2006/customXml" ds:itemID="{592D2C12-7889-4139-A5F2-65B8787AEF0C}">
   <ds:schemaRefs>
-    <ds:schemaRef ds:uri="http://schemas.openxmlformats.org/officeDocument/2006/bibliography"/>
+    <ds:schemaRef ds:uri="http://schemas.microsoft.com/sharepoint/v3/contenttype/forms"/>
   </ds:schemaRefs>
 </ds:datastoreItem>
 </file>
 
-<file path=customXml/itemProps4.xml><?xml version="1.0" encoding="utf-8"?>
+<file path=customXml/itemProps3.xml><?xml version="1.0" encoding="utf-8"?>
 <ds:datastoreItem xmlns:ds="http://schemas.openxmlformats.org/officeDocument/2006/customXml" ds:itemID="{F0BFDB30-D857-452F-9056-BD795B3BEF00}">
   <ds:schemaRefs>
     <ds:schemaRef ds:uri="http://schemas.microsoft.com/office/2006/metadata/properties"/>
@@ -29761,4 +29626,12 @@
     <ds:schemaRef ds:uri="09643b4c-5168-4655-a1dd-256ac936653d"/>
   </ds:schemaRefs>
 </ds:datastoreItem>
+</file>
+
+<file path=customXml/itemProps4.xml><?xml version="1.0" encoding="utf-8"?>
+<ds:datastoreItem xmlns:ds="http://schemas.openxmlformats.org/officeDocument/2006/customXml" ds:itemID="{7AAD9C44-44F0-4580-B32D-CE3192489E49}">
+  <ds:schemaRefs>
+    <ds:schemaRef ds:uri="http://schemas.openxmlformats.org/officeDocument/2006/bibliography"/>
+  </ds:schemaRefs>
+</ds:datastoreItem>
 </file>